--- a/metodika/text metodiky v0.1.docx
+++ b/metodika/text metodiky v0.1.docx
@@ -156,11 +156,28 @@
       </w:pPr>
       <w:proofErr w:type="spellStart"/>
       <w:r>
-        <w:t>Verze</w:t>
+        <w:t xml:space="preserve">Aktualizováno: 2026-10-29 – sjednoceno se strukturou extraktů v repozitáři tnk136-extrakty</w:t>
       </w:r>
       <w:proofErr w:type="spellEnd"/>
       <w:r>
-        <w:t>: v0.1</w:t>
+        <w:t/>
+      </w:r>
+    </w:p>
+    <w:p>
+      <w:pPr>
+        <w:pStyle w:val="Compact"/>
+        <w:numPr>
+          <w:ilvl w:val="0"/>
+          <w:numId w:val="2"/>
+        </w:numPr>
+      </w:pPr>
+      <w:proofErr w:type="spellStart"/>
+      <w:r>
+        <w:t xml:space="preserve">Verze: v0.2</w:t>
+      </w:r>
+      <w:proofErr w:type="spellEnd"/>
+      <w:r>
+        <w:t/>
       </w:r>
     </w:p>
     <w:p>
@@ -6035,7 +6052,7 @@
         <w:pStyle w:val="FirstParagraph"/>
       </w:pPr>
       <w:r>
-        <w:t>Vložený prvek obsahující text ve formátu zdrojového kódu, například ukázky XML, ASN.1 nebo jiných formátů používaných v telematických normách.</w:t>
+        <w:t xml:space="preserve">Vložený prvek obsahující text ve formátu zdrojového kódu, například ukázky XML, ASN.1 nebo jiných formátů používaných v telematických normách. V extraktu se označuje a čísluje jako obrázek.</w:t>
       </w:r>
     </w:p>
     <w:p>
@@ -6160,7 +6177,7 @@
         </w:numPr>
       </w:pPr>
       <w:r>
-        <w:t>Souvisící normy (často kapitola 2)</w:t>
+        <w:t xml:space="preserve">Souvisící normy (často kapitola 2, v extraktu vždy za kapitolou Předmět)</w:t>
       </w:r>
     </w:p>
     <w:p>

--- a/metodika/text metodiky v0.1.docx
+++ b/metodika/text metodiky v0.1.docx
@@ -6052,7 +6052,7 @@
         <w:pStyle w:val="FirstParagraph"/>
       </w:pPr>
       <w:r>
-        <w:t xml:space="preserve">Vložený prvek obsahující text ve formátu zdrojového kódu, například ukázky XML, ASN.1 nebo jiných formátů používaných v telematických normách. V extraktu se označuje a čísluje jako obrázek.</w:t>
+        <w:t>Vložený prvek obsahující text ve formátu zdrojového kódu, například ukázky XML, ASN.1 nebo jiných formátů používaných v telematických normách. Vkládá se jako text, ne jako obrázek, a označuje a čísluje se samostatně jako výpis („Výpis 1 – …“).</w:t>
       </w:r>
     </w:p>
     <w:p>
